--- a/chapters/01_kompyuternoe_modelirovanie_i_julia/chapter.docx
+++ b/chapters/01_kompyuternoe_modelirovanie_i_julia/chapter.docx
@@ -2,7 +2,7 @@
 <file path=word/document.xml><?xml version="1.0" encoding="utf-8"?>
 <w:document xmlns:w="http://schemas.openxmlformats.org/wordprocessingml/2006/main" xmlns:m="http://schemas.openxmlformats.org/officeDocument/2006/math" xmlns:r="http://schemas.openxmlformats.org/officeDocument/2006/relationships" xmlns:o="urn:schemas-microsoft-com:office:office" xmlns:v="urn:schemas-microsoft-com:vml" xmlns:w10="urn:schemas-microsoft-com:office:word" xmlns:a="http://schemas.openxmlformats.org/drawingml/2006/main" xmlns:pic="http://schemas.openxmlformats.org/drawingml/2006/picture" xmlns:wp="http://schemas.openxmlformats.org/drawingml/2006/wordprocessingDrawing">
   <w:body>
-    <w:bookmarkStart w:id="15" w:name="введение"/>
+    <w:bookmarkStart w:id="16" w:name="введение"/>
     <w:p>
       <w:pPr>
         <w:pStyle w:val="Heading1"/>
@@ -18,6 +18,66 @@
       </w:pPr>
       <w:r>
         <w:t xml:space="preserve">Что такое математическое моделирование</w:t>
+      </w:r>
+    </w:p>
+    <w:p>
+      <w:pPr>
+        <w:pStyle w:val="FirstParagraph"/>
+      </w:pPr>
+      <w:r>
+        <w:t xml:space="preserve">Математическое моделирование — это один из методов научного познания, при котором реальный объект, процесс или явление (</w:t>
+      </w:r>
+      <w:r>
+        <w:rPr>
+          <w:b/>
+          <w:bCs/>
+        </w:rPr>
+        <w:t xml:space="preserve">моделируемый объект</w:t>
+      </w:r>
+      <w:r>
+        <w:t xml:space="preserve">) заменяется их упрощённым представлением в виде системы математических выражений (уравнений, неравенств, алгоритмов), отражающих ключевые свойства, взаимосвязи и динамику изучаемой системы (</w:t>
+      </w:r>
+      <w:r>
+        <w:rPr>
+          <w:b/>
+          <w:bCs/>
+        </w:rPr>
+        <w:t xml:space="preserve">моделью</w:t>
+      </w:r>
+      <w:r>
+        <w:t xml:space="preserve">). Часто модель носит междисциплинарный характер, однако также часто модель относится к определенной предметной области.</w:t>
+      </w:r>
+    </w:p>
+    <w:p>
+      <w:pPr>
+        <w:pStyle w:val="BodyText"/>
+      </w:pPr>
+      <w:r>
+        <w:t xml:space="preserve">В биологии и медицине модель описывает физиологические, биохимические, анатомические или эпидемиологические процессы с помощью количественных переменных (концентрации, давления, потоки, численности клеток, вероятности событий) и параметров, имеющих биомедицинскую интерпретацию (скорости реакций, коэффициенты диффузии, периоды полувыведения, коэффициенты передачи инфекции).</w:t>
+      </w:r>
+    </w:p>
+    <w:p>
+      <w:pPr>
+        <w:pStyle w:val="BodyText"/>
+      </w:pPr>
+      <w:r>
+        <w:t xml:space="preserve">Важно понимать, что модель</w:t>
+      </w:r>
+      <w:r>
+        <w:t xml:space="preserve"> </w:t>
+      </w:r>
+      <w:r>
+        <w:rPr>
+          <w:b/>
+          <w:bCs/>
+        </w:rPr>
+        <w:t xml:space="preserve">не претендует на полное воспроизведение реальности</w:t>
+      </w:r>
+      <w:r>
+        <w:t xml:space="preserve"> </w:t>
+      </w:r>
+      <w:r>
+        <w:t xml:space="preserve">по двум причинам: она строится на определенных явно сформулированных допущениях (однородность ткани, пренебрежение отдельными регуляторными контурами, усреднение по популяции) и предназначена для решения лишь ограниченногокласса задач — объяснения механизмов, прогноза исходов, оптимизации вмешательств или проверки гипотез.</w:t>
       </w:r>
     </w:p>
     <w:bookmarkEnd w:id="9"/>
@@ -30,6 +90,148 @@
         <w:t xml:space="preserve">Для чего оно нужно медикам</w:t>
       </w:r>
     </w:p>
+    <w:p>
+      <w:pPr>
+        <w:pStyle w:val="FirstParagraph"/>
+      </w:pPr>
+      <w:r>
+        <w:t xml:space="preserve">Для медиков математическое моделирование служит инструментом перехода от качественных описаний к количественному, проверяемому анализу клинических и исследовательских задач. Основные направления применения включают:</w:t>
+      </w:r>
+    </w:p>
+    <w:p>
+      <w:pPr>
+        <w:numPr>
+          <w:ilvl w:val="0"/>
+          <w:numId w:val="1001"/>
+        </w:numPr>
+      </w:pPr>
+      <w:r>
+        <w:rPr>
+          <w:b/>
+          <w:bCs/>
+        </w:rPr>
+        <w:t xml:space="preserve">Диагностику и прогноз.</w:t>
+      </w:r>
+      <w:r>
+        <w:t xml:space="preserve"> </w:t>
+      </w:r>
+      <w:r>
+        <w:t xml:space="preserve">Модели позволяют формализовать динамику заболевания, оценивать влияние терапевтических вмешательств и прогнозировать индивидуальные исходы (риск осложнений, ответ на терапию, выживаемость).</w:t>
+      </w:r>
+    </w:p>
+    <w:p>
+      <w:pPr>
+        <w:numPr>
+          <w:ilvl w:val="0"/>
+          <w:numId w:val="1001"/>
+        </w:numPr>
+      </w:pPr>
+      <w:r>
+        <w:rPr>
+          <w:b/>
+          <w:bCs/>
+        </w:rPr>
+        <w:t xml:space="preserve">Понимание механизмов болезни.</w:t>
+      </w:r>
+      <w:r>
+        <w:t xml:space="preserve"> </w:t>
+      </w:r>
+      <w:r>
+        <w:t xml:space="preserve">С помощью моделей расшифровывают структуру регуляторных систем, оценивают роль отдельных механизмов (например, иммунного ответа, гормональной обратной связи, гемодинамики) и проверяют гипотезы о патогенезе.</w:t>
+      </w:r>
+    </w:p>
+    <w:p>
+      <w:pPr>
+        <w:numPr>
+          <w:ilvl w:val="0"/>
+          <w:numId w:val="1001"/>
+        </w:numPr>
+      </w:pPr>
+      <w:r>
+        <w:rPr>
+          <w:b/>
+          <w:bCs/>
+        </w:rPr>
+        <w:t xml:space="preserve">Оптимизацию лечения.</w:t>
+      </w:r>
+      <w:r>
+        <w:t xml:space="preserve"> </w:t>
+      </w:r>
+      <w:r>
+        <w:t xml:space="preserve">Персонализированные модели используются для подбора доз препаратов, режимов введения, схем комбинированной терапии, планирования хирургических вмешательств и реабилитации.</w:t>
+      </w:r>
+    </w:p>
+    <w:p>
+      <w:pPr>
+        <w:numPr>
+          <w:ilvl w:val="0"/>
+          <w:numId w:val="1001"/>
+        </w:numPr>
+      </w:pPr>
+      <w:r>
+        <w:rPr>
+          <w:b/>
+          <w:bCs/>
+        </w:rPr>
+        <w:t xml:space="preserve">Эпидемиологию и общественное здоровье.</w:t>
+      </w:r>
+      <w:r>
+        <w:t xml:space="preserve"> </w:t>
+      </w:r>
+      <w:r>
+        <w:t xml:space="preserve">Модели распространения инфекций (SIR, SEIR и их расширения) применяются для прогноза заболеваемости, оценки эффективности карантина, вакцинации и других мер контроля.</w:t>
+      </w:r>
+    </w:p>
+    <w:p>
+      <w:pPr>
+        <w:numPr>
+          <w:ilvl w:val="0"/>
+          <w:numId w:val="1001"/>
+        </w:numPr>
+      </w:pPr>
+      <w:r>
+        <w:rPr>
+          <w:b/>
+          <w:bCs/>
+        </w:rPr>
+        <w:t xml:space="preserve">Фармакологию и разработку лекарств.</w:t>
+      </w:r>
+      <w:r>
+        <w:t xml:space="preserve"> </w:t>
+      </w:r>
+      <w:r>
+        <w:t xml:space="preserve">Фармакокинетические и фармакодинамические модели описывают всасывание, распределение, метаболизм, выведение препаратов и их действие на целевые системы, что сокращает объём доклинических и клинических испытаний.</w:t>
+      </w:r>
+    </w:p>
+    <w:p>
+      <w:pPr>
+        <w:numPr>
+          <w:ilvl w:val="0"/>
+          <w:numId w:val="1001"/>
+        </w:numPr>
+      </w:pPr>
+      <w:r>
+        <w:rPr>
+          <w:b/>
+          <w:bCs/>
+        </w:rPr>
+        <w:t xml:space="preserve">Организацию медицинской помощи.</w:t>
+      </w:r>
+      <w:r>
+        <w:t xml:space="preserve"> </w:t>
+      </w:r>
+      <w:r>
+        <w:t xml:space="preserve">Методы оптимизации и теории очередей используются для распределения ресурсов (койки, оборудование, персонал), снижения времени ожидания и планирования расписаний.</w:t>
+      </w:r>
+    </w:p>
+    <w:p>
+      <w:pPr>
+        <w:pStyle w:val="FirstParagraph"/>
+      </w:pPr>
+      <w:r>
+        <w:t xml:space="preserve">Таким образом, моделирование становится частью доказательной и персонифицированной медицины, позволяя врачу и исследователю работать с количественными сценариями вместо интуитивных предположений.</w:t>
+      </w:r>
+    </w:p>
     <w:bookmarkEnd w:id="10"/>
     <w:bookmarkStart w:id="11" w:name="какая-нужна-математика-для-моделирования"/>
     <w:p>
@@ -40,18 +242,299 @@
         <w:t xml:space="preserve">Какая нужна математика для моделирования</w:t>
       </w:r>
     </w:p>
+    <w:p>
+      <w:pPr>
+        <w:pStyle w:val="FirstParagraph"/>
+      </w:pPr>
+      <w:r>
+        <w:t xml:space="preserve">Для работы с биомедицинскими моделями достаточно базового, но системного набора математических дисциплин. В рамках данного пособия мы последовательно вводим необходимый минимум в контексте конкретных задач. По ходу изложения мы обсудим (безусловно, на базовом уровне):</w:t>
+      </w:r>
+    </w:p>
+    <w:p>
+      <w:pPr>
+        <w:numPr>
+          <w:ilvl w:val="0"/>
+          <w:numId w:val="1002"/>
+        </w:numPr>
+      </w:pPr>
+      <w:r>
+        <w:rPr>
+          <w:b/>
+          <w:bCs/>
+        </w:rPr>
+        <w:t xml:space="preserve">Дифференциальное и интегральное исчисление.</w:t>
+      </w:r>
+      <w:r>
+        <w:t xml:space="preserve"> </w:t>
+      </w:r>
+      <w:r>
+        <w:t xml:space="preserve">Понимание производной как скорости изменения, интеграла как накопленной величины, навыков работы с элементарными функциями необходимо для формулировки и анализа динамических моделей (рост популяций, изменение концентраций, динамика эпидемий).</w:t>
+      </w:r>
+    </w:p>
+    <w:p>
+      <w:pPr>
+        <w:pStyle w:val="Compact"/>
+        <w:numPr>
+          <w:ilvl w:val="1"/>
+          <w:numId w:val="1003"/>
+        </w:numPr>
+      </w:pPr>
+      <w:r>
+        <w:t xml:space="preserve">Несмотря на легенды о страшном математическом анализе, для понимания примеров работы достаточно просто помнить, что производные отражают изменения, движение чего либо (например, скорость роста количества бактерий в популяции), а нам, как правило, нужно знать исходную величину, то есть само количество бактерий.</w:t>
+      </w:r>
+    </w:p>
+    <w:p>
+      <w:pPr>
+        <w:numPr>
+          <w:ilvl w:val="0"/>
+          <w:numId w:val="1002"/>
+        </w:numPr>
+      </w:pPr>
+      <w:r>
+        <w:rPr>
+          <w:b/>
+          <w:bCs/>
+        </w:rPr>
+        <w:t xml:space="preserve">Обыкновенные дифференциальные уравнения (ОДУ).</w:t>
+      </w:r>
+      <w:r>
+        <w:t xml:space="preserve"> </w:t>
+      </w:r>
+      <w:r>
+        <w:t xml:space="preserve">Большинство рассмотренных моделей (экспоненциальный и логистический рост, SIR/SEIR, фармакокинетика, модели опухоли, глюкоза–инсулин) формулируются в виде систем ОДУ первого порядка. По ходу изложения вы получите базовое понимание таких понятий как: решение, начальные условия, устойчивость, фазовые траектории.</w:t>
+      </w:r>
+    </w:p>
+    <w:p>
+      <w:pPr>
+        <w:pStyle w:val="Compact"/>
+        <w:numPr>
+          <w:ilvl w:val="1"/>
+          <w:numId w:val="1004"/>
+        </w:numPr>
+      </w:pPr>
+      <w:r>
+        <w:t xml:space="preserve">Большая часть этих понятий очень наглядная. Например, что такое решение дифференциального уравнения? Это и есть нужный нам результат моделирования: скажем, сколько больных заболеет гриппом по дням недели, если мы смоделировали скорости заболевания и выздоровления.</w:t>
+      </w:r>
+    </w:p>
+    <w:p>
+      <w:pPr>
+        <w:numPr>
+          <w:ilvl w:val="0"/>
+          <w:numId w:val="1002"/>
+        </w:numPr>
+      </w:pPr>
+      <w:r>
+        <w:rPr>
+          <w:b/>
+          <w:bCs/>
+        </w:rPr>
+        <w:t xml:space="preserve">Элементы линейной алгебры.</w:t>
+      </w:r>
+      <w:r>
+        <w:t xml:space="preserve"> </w:t>
+      </w:r>
+      <w:r>
+        <w:t xml:space="preserve">Векторы состояний, матрицы параметров, собственные числа и собственные векторы возникают при анализе устойчивости стационарных состояний и при работе с многокамерными моделями.</w:t>
+      </w:r>
+    </w:p>
+    <w:p>
+      <w:pPr>
+        <w:numPr>
+          <w:ilvl w:val="0"/>
+          <w:numId w:val="1002"/>
+        </w:numPr>
+      </w:pPr>
+      <w:r>
+        <w:rPr>
+          <w:b/>
+          <w:bCs/>
+        </w:rPr>
+        <w:t xml:space="preserve">Теория вероятностей и математическая статистика.</w:t>
+      </w:r>
+      <w:r>
+        <w:t xml:space="preserve"> </w:t>
+      </w:r>
+      <w:r>
+        <w:t xml:space="preserve">Для стохастических моделей рождения–гибели, оценки параметров по экспериментальным данным, построения доверительных интервалов и проверки гипотез необходимы базовые понятия распределений, случайных величин, оценок параметров и статистических тестов.</w:t>
+      </w:r>
+    </w:p>
+    <w:p>
+      <w:pPr>
+        <w:numPr>
+          <w:ilvl w:val="0"/>
+          <w:numId w:val="1002"/>
+        </w:numPr>
+      </w:pPr>
+      <w:r>
+        <w:rPr>
+          <w:b/>
+          <w:bCs/>
+        </w:rPr>
+        <w:t xml:space="preserve">Численные методы.</w:t>
+      </w:r>
+      <w:r>
+        <w:t xml:space="preserve"> </w:t>
+      </w:r>
+      <w:r>
+        <w:t xml:space="preserve">Поскольку аналитические решения доступны лишь для простейших моделей, важно понимать идеи численного интегрирования ОДУ (методы Эйлера, Рунге–Кутты), дискретизации, оценки погрешности и устойчивости схем.</w:t>
+      </w:r>
+    </w:p>
+    <w:p>
+      <w:pPr>
+        <w:pStyle w:val="FirstParagraph"/>
+      </w:pPr>
+      <w:r>
+        <w:t xml:space="preserve">В пособии эти разделы математики вводятся не абстрактно, а в привязке к конкретным биомедицинским задачам: каждый новый математический объект сразу получает физиологическую или клиническую интерпретацию.</w:t>
+      </w:r>
+    </w:p>
     <w:bookmarkEnd w:id="11"/>
-    <w:bookmarkStart w:id="12" w:name="Xce0c844c90444b5c7a8f9f0ca5d94284574f511"/>
+    <w:bookmarkStart w:id="13" w:name="X6ded3e358b09021f818e5a2f22a8ca5524a3f63"/>
     <w:p>
       <w:pPr>
         <w:pStyle w:val="Heading2"/>
       </w:pPr>
       <w:r>
-        <w:t xml:space="preserve">Какие можно использовать средства моделирования</w:t>
-      </w:r>
-    </w:p>
-    <w:bookmarkEnd w:id="12"/>
-    <w:bookmarkStart w:id="13" w:name="почему-именно-julia"/>
+        <w:t xml:space="preserve">Какие можно использовать средства моделирования, если вам не хватит Julia</w:t>
+      </w:r>
+    </w:p>
+    <w:p>
+      <w:pPr>
+        <w:pStyle w:val="FirstParagraph"/>
+      </w:pPr>
+      <w:r>
+        <w:t xml:space="preserve">Современное математическое моделирование в биологии и медицине опирается на комбинацию математических пакетов, языков программирования и специализированных платформ. Основные группы средств:</w:t>
+      </w:r>
+    </w:p>
+    <w:p>
+      <w:pPr>
+        <w:numPr>
+          <w:ilvl w:val="0"/>
+          <w:numId w:val="1005"/>
+        </w:numPr>
+      </w:pPr>
+      <w:r>
+        <w:rPr>
+          <w:b/>
+          <w:bCs/>
+        </w:rPr>
+        <w:t xml:space="preserve">Универсальные языки программирования.</w:t>
+      </w:r>
+      <w:r>
+        <w:t xml:space="preserve"> </w:t>
+      </w:r>
+      <w:r>
+        <w:t xml:space="preserve">Python, R, Julia, MATLAB/Octave, C++ и другие позволяют реализовывать модели «с нуля», гибко настраивать численные схемы и интегрировать модели в более крупные программные комплексы.</w:t>
+      </w:r>
+    </w:p>
+    <w:p>
+      <w:pPr>
+        <w:numPr>
+          <w:ilvl w:val="0"/>
+          <w:numId w:val="1005"/>
+        </w:numPr>
+      </w:pPr>
+      <w:r>
+        <w:rPr>
+          <w:b/>
+          <w:bCs/>
+        </w:rPr>
+        <w:t xml:space="preserve">Специализированные математические пакеты.</w:t>
+      </w:r>
+      <w:r>
+        <w:t xml:space="preserve"> </w:t>
+      </w:r>
+      <w:r>
+        <w:t xml:space="preserve">MATLAB/Simulink, Mathematica, Maple, GNU Octave предоставляют встроенные решатели ОДУ, средства символьных преобразований, оптимизации и визуализации, что удобно для прототипирования и обучения.</w:t>
+      </w:r>
+    </w:p>
+    <w:p>
+      <w:pPr>
+        <w:numPr>
+          <w:ilvl w:val="0"/>
+          <w:numId w:val="1005"/>
+        </w:numPr>
+      </w:pPr>
+      <w:r>
+        <w:rPr>
+          <w:b/>
+          <w:bCs/>
+        </w:rPr>
+        <w:t xml:space="preserve">Биоинформатические и биомедицинские платформы.</w:t>
+      </w:r>
+      <w:r>
+        <w:t xml:space="preserve"> </w:t>
+      </w:r>
+      <w:r>
+        <w:t xml:space="preserve">COPASI, SBML-совместимые среды, CellML-инструменты, специализированные пакеты для системной биологии и физиологического моделирования ориентированы на работу с биохимическими сетями, сигнальными путями и многоуровневыми моделями.</w:t>
+      </w:r>
+    </w:p>
+    <w:p>
+      <w:pPr>
+        <w:numPr>
+          <w:ilvl w:val="0"/>
+          <w:numId w:val="1005"/>
+        </w:numPr>
+      </w:pPr>
+      <w:r>
+        <w:rPr>
+          <w:b/>
+          <w:bCs/>
+        </w:rPr>
+        <w:t xml:space="preserve">Статистические среды.</w:t>
+      </w:r>
+      <w:r>
+        <w:t xml:space="preserve"> </w:t>
+      </w:r>
+      <w:r>
+        <w:t xml:space="preserve">R, Python (scipy, statsmodels), Stata, SAS используются для статистического анализа данных, оценки параметров моделей, проверки гипотез и построения регрессионных и смешанных моделей.</w:t>
+      </w:r>
+      <w:r>
+        <w:rPr>
+          <w:u w:val="single"/>
+        </w:rPr>
+        <w:t xml:space="preserve">nsportal+1</w:t>
+      </w:r>
+    </w:p>
+    <w:p>
+      <w:pPr>
+        <w:numPr>
+          <w:ilvl w:val="0"/>
+          <w:numId w:val="1005"/>
+        </w:numPr>
+      </w:pPr>
+      <w:r>
+        <w:rPr>
+          <w:b/>
+          <w:bCs/>
+        </w:rPr>
+        <w:t xml:space="preserve">Средства визуализации и отчётности.</w:t>
+      </w:r>
+      <w:r>
+        <w:t xml:space="preserve"> </w:t>
+      </w:r>
+      <w:r>
+        <w:t xml:space="preserve">Jupyter-ноутбуки, R Markdown, Quarto, LaTeX позволяют объединять код, расчёты, графики и текст в воспроизводимые документы и учебные материалы.</w:t>
+      </w:r>
+      <w:hyperlink r:id="rId12">
+        <w:r>
+          <w:rPr>
+            <w:rStyle w:val="Hyperlink"/>
+            <w:u w:val="single"/>
+          </w:rPr>
+          <w:t xml:space="preserve">scienceforum</w:t>
+        </w:r>
+      </w:hyperlink>
+    </w:p>
+    <w:p>
+      <w:pPr>
+        <w:pStyle w:val="FirstParagraph"/>
+      </w:pPr>
+      <w:r>
+        <w:t xml:space="preserve">Выбор конкретного инструмента зависит от задачи (обучение, исследование, клиническое приложение), уровня подготовки пользователя, требований к производительности и воспроизводимости, а также от доступной инфраструктуры.</w:t>
+      </w:r>
+    </w:p>
+    <w:bookmarkEnd w:id="13"/>
+    <w:bookmarkStart w:id="14" w:name="почему-именно-julia"/>
     <w:p>
       <w:pPr>
         <w:pStyle w:val="Heading2"/>
@@ -60,8 +543,197 @@
         <w:t xml:space="preserve">Почему именно Julia</w:t>
       </w:r>
     </w:p>
-    <w:bookmarkEnd w:id="13"/>
-    <w:bookmarkStart w:id="14" w:name="как-организована-эта-книга"/>
+    <w:p>
+      <w:pPr>
+        <w:pStyle w:val="FirstParagraph"/>
+      </w:pPr>
+      <w:r>
+        <w:t xml:space="preserve">В данном пособии в качестве основного инструмента выбран язык программирования</w:t>
+      </w:r>
+      <w:r>
+        <w:t xml:space="preserve"> </w:t>
+      </w:r>
+      <w:r>
+        <w:rPr>
+          <w:b/>
+          <w:bCs/>
+        </w:rPr>
+        <w:t xml:space="preserve">Julia</w:t>
+      </w:r>
+      <w:r>
+        <w:t xml:space="preserve">. Это решение обусловлено сочетанием требований учебной задачи, научных расчётов и долгосрочной воспроизводимости проектов.</w:t>
+      </w:r>
+    </w:p>
+    <w:p>
+      <w:pPr>
+        <w:numPr>
+          <w:ilvl w:val="0"/>
+          <w:numId w:val="1006"/>
+        </w:numPr>
+      </w:pPr>
+      <w:r>
+        <w:rPr>
+          <w:b/>
+          <w:bCs/>
+        </w:rPr>
+        <w:t xml:space="preserve">Высокая производительность при удобстве высокого уровня.</w:t>
+      </w:r>
+      <w:r>
+        <w:t xml:space="preserve"> </w:t>
+      </w:r>
+      <w:r>
+        <w:t xml:space="preserve">Julia компилируется «на лету» (JIT-компиляция) и обеспечивает скорость, близкую к C/Fortran, при синтаксисе, сопоставимом по удобству с Python или MATLAB. Это позволяет студентам и исследователям писать понятный код без потери эффективности при работе с большими моделями и длительными вычислительными экспериментами.</w:t>
+      </w:r>
+    </w:p>
+    <w:p>
+      <w:pPr>
+        <w:numPr>
+          <w:ilvl w:val="0"/>
+          <w:numId w:val="1006"/>
+        </w:numPr>
+      </w:pPr>
+      <w:r>
+        <w:rPr>
+          <w:b/>
+          <w:bCs/>
+        </w:rPr>
+        <w:t xml:space="preserve">Специализированная экосистема для научного моделирования.</w:t>
+      </w:r>
+      <w:r>
+        <w:t xml:space="preserve"> </w:t>
+      </w:r>
+      <w:r>
+        <w:t xml:space="preserve">Пакеты</w:t>
+      </w:r>
+      <w:r>
+        <w:t xml:space="preserve"> </w:t>
+      </w:r>
+      <w:r>
+        <w:rPr>
+          <w:b/>
+          <w:bCs/>
+        </w:rPr>
+        <w:t xml:space="preserve">DifferentialEquations.jl</w:t>
+      </w:r>
+      <w:r>
+        <w:t xml:space="preserve">,</w:t>
+      </w:r>
+      <w:r>
+        <w:t xml:space="preserve"> </w:t>
+      </w:r>
+      <w:r>
+        <w:rPr>
+          <w:b/>
+          <w:bCs/>
+        </w:rPr>
+        <w:t xml:space="preserve">ModelingToolkit.jl</w:t>
+      </w:r>
+      <w:r>
+        <w:t xml:space="preserve">,</w:t>
+      </w:r>
+      <w:r>
+        <w:t xml:space="preserve"> </w:t>
+      </w:r>
+      <w:r>
+        <w:rPr>
+          <w:b/>
+          <w:bCs/>
+        </w:rPr>
+        <w:t xml:space="preserve">SciMLSensitivity.jl</w:t>
+      </w:r>
+      <w:r>
+        <w:t xml:space="preserve">,</w:t>
+      </w:r>
+      <w:r>
+        <w:t xml:space="preserve"> </w:t>
+      </w:r>
+      <w:r>
+        <w:rPr>
+          <w:b/>
+          <w:bCs/>
+        </w:rPr>
+        <w:t xml:space="preserve">Optimization.jl</w:t>
+      </w:r>
+      <w:r>
+        <w:t xml:space="preserve"> </w:t>
+      </w:r>
+      <w:r>
+        <w:t xml:space="preserve">предоставляют современные решатели ОДУ, ДАУ, стохастических дифференциальных уравнений, средства автоматического дифференцирования, оценки параметров и оптимизации, что критично для биомедицинских задач (подбор параметров по данным, чувствительность, обратные задачи).</w:t>
+      </w:r>
+    </w:p>
+    <w:p>
+      <w:pPr>
+        <w:numPr>
+          <w:ilvl w:val="0"/>
+          <w:numId w:val="1006"/>
+        </w:numPr>
+      </w:pPr>
+      <w:r>
+        <w:rPr>
+          <w:b/>
+          <w:bCs/>
+        </w:rPr>
+        <w:t xml:space="preserve">Удобство для обучения.</w:t>
+      </w:r>
+      <w:r>
+        <w:t xml:space="preserve"> </w:t>
+      </w:r>
+      <w:r>
+        <w:t xml:space="preserve">Читаемый синтаксис, интерактивная работа в REPL и Jupyter-ноутбуках, богатая система документации и сообщений об ошибках делают Julia подходящим языком для студентов медицинских и инженерных специальностей, не имеющих глубокой подготовки в программировании.</w:t>
+      </w:r>
+    </w:p>
+    <w:p>
+      <w:pPr>
+        <w:numPr>
+          <w:ilvl w:val="0"/>
+          <w:numId w:val="1006"/>
+        </w:numPr>
+      </w:pPr>
+      <w:r>
+        <w:rPr>
+          <w:b/>
+          <w:bCs/>
+        </w:rPr>
+        <w:t xml:space="preserve">Воспроизводимость и открытость.</w:t>
+      </w:r>
+      <w:r>
+        <w:t xml:space="preserve"> </w:t>
+      </w:r>
+      <w:r>
+        <w:t xml:space="preserve">Julia и основные научные пакеты имеют открытый исходный код, что упрощает проверку, модификацию и долгосрочную поддержку учебных и исследовательских проектов. Возможность фиксировать версии пакетов и окружения способствует воспроизводимости вычислительных экспериментов — ключевому требованию современной науки.</w:t>
+      </w:r>
+    </w:p>
+    <w:p>
+      <w:pPr>
+        <w:numPr>
+          <w:ilvl w:val="0"/>
+          <w:numId w:val="1006"/>
+        </w:numPr>
+      </w:pPr>
+      <w:r>
+        <w:rPr>
+          <w:b/>
+          <w:bCs/>
+        </w:rPr>
+        <w:t xml:space="preserve">Интеграция с другими языками.</w:t>
+      </w:r>
+      <w:r>
+        <w:t xml:space="preserve"> </w:t>
+      </w:r>
+      <w:r>
+        <w:t xml:space="preserve">Julia легко взаимодействует с Python, R, C/Fortran, что позволяет использовать существующие библиотеки, данные и наработки, не переписывая их полностью.</w:t>
+      </w:r>
+    </w:p>
+    <w:p>
+      <w:pPr>
+        <w:pStyle w:val="FirstParagraph"/>
+      </w:pPr>
+      <w:r>
+        <w:t xml:space="preserve">Для целей данного пособия Julia представляет баланс между доступностью для студентов-медиков и достаточной мощностью для серьёзных исследовательских задач в области биомедицинского моделирования.</w:t>
+      </w:r>
+    </w:p>
+    <w:bookmarkEnd w:id="14"/>
+    <w:bookmarkStart w:id="15" w:name="как-организована-эта-книга"/>
     <w:p>
       <w:pPr>
         <w:pStyle w:val="Heading2"/>
@@ -70,9 +742,357 @@
         <w:t xml:space="preserve">Как организована эта книга</w:t>
       </w:r>
     </w:p>
-    <w:bookmarkEnd w:id="14"/>
+    <w:p>
+      <w:pPr>
+        <w:pStyle w:val="FirstParagraph"/>
+      </w:pPr>
+      <w:r>
+        <w:t xml:space="preserve">Настоящее пособие построено вокруг</w:t>
+      </w:r>
+      <w:r>
+        <w:t xml:space="preserve"> </w:t>
+      </w:r>
+      <w:r>
+        <w:rPr>
+          <w:b/>
+          <w:bCs/>
+        </w:rPr>
+        <w:t xml:space="preserve">избранных моделей</w:t>
+      </w:r>
+      <w:r>
+        <w:t xml:space="preserve">, и не является ни справочником по Julia, ни энциклопедией всех известных биомедицинских моделей. Каждая глава следует единой логической структуре, отражающей полный цикл работы с моделью:</w:t>
+      </w:r>
+    </w:p>
+    <w:p>
+      <w:pPr>
+        <w:numPr>
+          <w:ilvl w:val="0"/>
+          <w:numId w:val="1007"/>
+        </w:numPr>
+      </w:pPr>
+      <w:r>
+        <w:rPr>
+          <w:b/>
+          <w:bCs/>
+        </w:rPr>
+        <w:t xml:space="preserve">Биомедицинская задача.</w:t>
+      </w:r>
+      <w:r>
+        <w:t xml:space="preserve"> </w:t>
+      </w:r>
+      <w:r>
+        <w:t xml:space="preserve">Формулировка клинической, физиологической или исследовательской проблемы, которую призвана решить модель (например, прогноз распространения инфекции, оценка режима дозирования препарата, анализ роста опухоли).</w:t>
+      </w:r>
+    </w:p>
+    <w:p>
+      <w:pPr>
+        <w:numPr>
+          <w:ilvl w:val="0"/>
+          <w:numId w:val="1007"/>
+        </w:numPr>
+      </w:pPr>
+      <w:r>
+        <w:rPr>
+          <w:b/>
+          <w:bCs/>
+        </w:rPr>
+        <w:t xml:space="preserve">Допущения.</w:t>
+      </w:r>
+      <w:r>
+        <w:t xml:space="preserve"> </w:t>
+      </w:r>
+      <w:r>
+        <w:t xml:space="preserve">По возможности явное перечисление упрощений, на которых строится модель (однородность популяции, пренебрежение отдельными регуляторными контурами, детерминированность vs стохастичность), с обсуждением их биологического смысла и границ применимости. Тем не менее, автор больше заинтересован в переходе к моделированию, чем к математически строгому описанию всех возможных ограничений.</w:t>
+      </w:r>
+    </w:p>
+    <w:p>
+      <w:pPr>
+        <w:numPr>
+          <w:ilvl w:val="0"/>
+          <w:numId w:val="1007"/>
+        </w:numPr>
+      </w:pPr>
+      <w:r>
+        <w:rPr>
+          <w:b/>
+          <w:bCs/>
+        </w:rPr>
+        <w:t xml:space="preserve">Математическая модель.</w:t>
+      </w:r>
+      <w:r>
+        <w:t xml:space="preserve"> </w:t>
+      </w:r>
+      <w:r>
+        <w:t xml:space="preserve">Формальная запись модели в виде уравнений, определение переменных, параметров, начальных условий и единиц измерения; краткое обсуждение качественных свойств (стационарные состояния, устойчивость, типичные режимы динамики). Автор стремился, насколько возможно, предоставлять полную информацию такого рода, однако часто дает сссылки на предыдущие модели , чтобы показать эволюцию развития отдельных моделей более четко.</w:t>
+      </w:r>
+    </w:p>
+    <w:p>
+      <w:pPr>
+        <w:numPr>
+          <w:ilvl w:val="0"/>
+          <w:numId w:val="1007"/>
+        </w:numPr>
+      </w:pPr>
+      <w:r>
+        <w:rPr>
+          <w:b/>
+          <w:bCs/>
+        </w:rPr>
+        <w:t xml:space="preserve">Реализация на Julia.</w:t>
+      </w:r>
+      <w:r>
+        <w:t xml:space="preserve"> </w:t>
+      </w:r>
+      <w:r>
+        <w:t xml:space="preserve">Пошаговое построение кода с использованием пакетов DifferentialEquations.jl, ModelingToolkit.jl и других; акцент на читаемости, воспроизводимости и связи каждой строки кода с биомедицинским смыслом. Зачастую, вместо оптимального, но плохо читаемого кода, автор приводит более длинные версии расчетных модулей.</w:t>
+      </w:r>
+    </w:p>
+    <w:p>
+      <w:pPr>
+        <w:numPr>
+          <w:ilvl w:val="0"/>
+          <w:numId w:val="1007"/>
+        </w:numPr>
+      </w:pPr>
+      <w:r>
+        <w:rPr>
+          <w:b/>
+          <w:bCs/>
+        </w:rPr>
+        <w:t xml:space="preserve">Вычислительный эксперимент.</w:t>
+      </w:r>
+      <w:r>
+        <w:t xml:space="preserve"> </w:t>
+      </w:r>
+      <w:r>
+        <w:t xml:space="preserve">Серия расчётов для различных наборов параметров и начальных условий, включая сценарии «что, если» (изменение дозы, введение карантина, изменение чувствительности опухоли к терапии). Для проведения интерактивных экспериментов рекомендуется использовать интерактивные блокноты Pluto. К сожалению, эту интерактивность нельзя воспроизвести в печатном виде или в статичном html файле.</w:t>
+      </w:r>
+    </w:p>
+    <w:p>
+      <w:pPr>
+        <w:numPr>
+          <w:ilvl w:val="0"/>
+          <w:numId w:val="1007"/>
+        </w:numPr>
+      </w:pPr>
+      <w:r>
+        <w:rPr>
+          <w:b/>
+          <w:bCs/>
+        </w:rPr>
+        <w:t xml:space="preserve">Интерпретация результатов.</w:t>
+      </w:r>
+      <w:r>
+        <w:t xml:space="preserve"> </w:t>
+      </w:r>
+      <w:r>
+        <w:t xml:space="preserve">Перевод численных результатов обратно на язык биологии и медицины: что означают полученные кривые, пороги, времена, вероятности для пациента, популяции или исследователя.</w:t>
+      </w:r>
+    </w:p>
+    <w:p>
+      <w:pPr>
+        <w:numPr>
+          <w:ilvl w:val="0"/>
+          <w:numId w:val="1007"/>
+        </w:numPr>
+      </w:pPr>
+      <w:r>
+        <w:rPr>
+          <w:b/>
+          <w:bCs/>
+        </w:rPr>
+        <w:t xml:space="preserve">Ограничения применимости.</w:t>
+      </w:r>
+      <w:r>
+        <w:t xml:space="preserve"> </w:t>
+      </w:r>
+      <w:r>
+        <w:t xml:space="preserve">Обсуждение того, в каких ситуациях модель даёт надёжные качественные и количественные прогнозы, а в каких её использование некорректно; указания на возможные источники ошибок и пути расширения модели.</w:t>
+      </w:r>
+    </w:p>
+    <w:p>
+      <w:pPr>
+        <w:pStyle w:val="FirstParagraph"/>
+      </w:pPr>
+      <w:r>
+        <w:t xml:space="preserve">В конце каждой главы приводятся</w:t>
+      </w:r>
+      <w:r>
+        <w:t xml:space="preserve"> </w:t>
+      </w:r>
+      <w:r>
+        <w:rPr>
+          <w:b/>
+          <w:bCs/>
+        </w:rPr>
+        <w:t xml:space="preserve">контрольные вопросы и задания трёх уровней</w:t>
+      </w:r>
+      <w:r>
+        <w:t xml:space="preserve">:</w:t>
+      </w:r>
+    </w:p>
+    <w:p>
+      <w:pPr>
+        <w:numPr>
+          <w:ilvl w:val="0"/>
+          <w:numId w:val="1008"/>
+        </w:numPr>
+      </w:pPr>
+      <w:r>
+        <w:rPr>
+          <w:b/>
+          <w:bCs/>
+        </w:rPr>
+        <w:t xml:space="preserve">Базовый уровень</w:t>
+      </w:r>
+      <w:r>
+        <w:t xml:space="preserve"> </w:t>
+      </w:r>
+      <w:r>
+        <w:t xml:space="preserve">— проверка понимания постановки задачи, структуры модели и основных результатов.</w:t>
+      </w:r>
+    </w:p>
+    <w:p>
+      <w:pPr>
+        <w:numPr>
+          <w:ilvl w:val="0"/>
+          <w:numId w:val="1008"/>
+        </w:numPr>
+      </w:pPr>
+      <w:r>
+        <w:rPr>
+          <w:b/>
+          <w:bCs/>
+        </w:rPr>
+        <w:t xml:space="preserve">Средний уровень</w:t>
+      </w:r>
+      <w:r>
+        <w:t xml:space="preserve"> </w:t>
+      </w:r>
+      <w:r>
+        <w:t xml:space="preserve">— модификация модели, изменение параметров, проведение собственных вычислительных экспериментов.</w:t>
+      </w:r>
+    </w:p>
+    <w:p>
+      <w:pPr>
+        <w:numPr>
+          <w:ilvl w:val="0"/>
+          <w:numId w:val="1008"/>
+        </w:numPr>
+      </w:pPr>
+      <w:r>
+        <w:rPr>
+          <w:b/>
+          <w:bCs/>
+        </w:rPr>
+        <w:t xml:space="preserve">Продвинутый уровень</w:t>
+      </w:r>
+      <w:r>
+        <w:t xml:space="preserve"> </w:t>
+      </w:r>
+      <w:r>
+        <w:t xml:space="preserve">— постановка мини-исследовательского проекта: оценка параметров по данным, сравнение альтернативных моделей, анализ чувствительности.</w:t>
+      </w:r>
+    </w:p>
+    <w:p>
+      <w:pPr>
+        <w:pStyle w:val="FirstParagraph"/>
+      </w:pPr>
+      <w:r>
+        <w:t xml:space="preserve">Пособие включает следующие темы:</w:t>
+      </w:r>
+    </w:p>
+    <w:p>
+      <w:pPr>
+        <w:numPr>
+          <w:ilvl w:val="0"/>
+          <w:numId w:val="1009"/>
+        </w:numPr>
+      </w:pPr>
+      <w:r>
+        <w:t xml:space="preserve">Основы Julia и организация воспроизводимого вычислительного проекта.</w:t>
+      </w:r>
+    </w:p>
+    <w:p>
+      <w:pPr>
+        <w:numPr>
+          <w:ilvl w:val="0"/>
+          <w:numId w:val="1009"/>
+        </w:numPr>
+      </w:pPr>
+      <w:r>
+        <w:t xml:space="preserve">Экспоненциальный, логистический и Гомперцев рост (популяции клеток, опухоли).</w:t>
+      </w:r>
+    </w:p>
+    <w:p>
+      <w:pPr>
+        <w:numPr>
+          <w:ilvl w:val="0"/>
+          <w:numId w:val="1009"/>
+        </w:numPr>
+      </w:pPr>
+      <w:r>
+        <w:t xml:space="preserve">SIR/SEIR-модели распространения инфекции.</w:t>
+      </w:r>
+    </w:p>
+    <w:p>
+      <w:pPr>
+        <w:numPr>
+          <w:ilvl w:val="0"/>
+          <w:numId w:val="1009"/>
+        </w:numPr>
+      </w:pPr>
+      <w:r>
+        <w:t xml:space="preserve">Однокамерная и двухкамерная фармакокинетика.</w:t>
+      </w:r>
+    </w:p>
+    <w:p>
+      <w:pPr>
+        <w:numPr>
+          <w:ilvl w:val="0"/>
+          <w:numId w:val="1009"/>
+        </w:numPr>
+      </w:pPr>
+      <w:r>
+        <w:t xml:space="preserve">Связанные фармакокинетические и фармакодинамические модели.</w:t>
+      </w:r>
+    </w:p>
+    <w:p>
+      <w:pPr>
+        <w:numPr>
+          <w:ilvl w:val="0"/>
+          <w:numId w:val="1009"/>
+        </w:numPr>
+      </w:pPr>
+      <w:r>
+        <w:t xml:space="preserve">Модели роста опухоли и сценарии терапии.</w:t>
+      </w:r>
+    </w:p>
+    <w:p>
+      <w:pPr>
+        <w:numPr>
+          <w:ilvl w:val="0"/>
+          <w:numId w:val="1009"/>
+        </w:numPr>
+      </w:pPr>
+      <w:r>
+        <w:t xml:space="preserve">Физиологическая модель глюкоза–инсулин (или иная модель с обратной связью).</w:t>
+      </w:r>
+    </w:p>
+    <w:p>
+      <w:pPr>
+        <w:numPr>
+          <w:ilvl w:val="0"/>
+          <w:numId w:val="1009"/>
+        </w:numPr>
+      </w:pPr>
+      <w:r>
+        <w:t xml:space="preserve">Стохастические модели рождения–гибели и вымирания.</w:t>
+      </w:r>
+    </w:p>
     <w:bookmarkEnd w:id="15"/>
-    <w:bookmarkStart w:id="21" w:name="как-подготовиться-к-работе"/>
+    <w:bookmarkEnd w:id="16"/>
+    <w:bookmarkStart w:id="22" w:name="как-подготовиться-к-работе"/>
     <w:p>
       <w:pPr>
         <w:pStyle w:val="Heading1"/>
@@ -81,7 +1101,7 @@
         <w:t xml:space="preserve">Как подготовиться к работе</w:t>
       </w:r>
     </w:p>
-    <w:bookmarkStart w:id="16" w:name="как-установить-julia"/>
+    <w:bookmarkStart w:id="17" w:name="как-установить-julia"/>
     <w:p>
       <w:pPr>
         <w:pStyle w:val="Heading2"/>
@@ -90,8 +1110,8 @@
         <w:t xml:space="preserve">Как установить Julia</w:t>
       </w:r>
     </w:p>
-    <w:bookmarkEnd w:id="16"/>
-    <w:bookmarkStart w:id="17" w:name="что-еще-нужно-можно-установить"/>
+    <w:bookmarkEnd w:id="17"/>
+    <w:bookmarkStart w:id="18" w:name="что-еще-нужно-можно-установить"/>
     <w:p>
       <w:pPr>
         <w:pStyle w:val="Heading2"/>
@@ -100,8 +1120,8 @@
         <w:t xml:space="preserve">Что еще нужно (можно) установить</w:t>
       </w:r>
     </w:p>
-    <w:bookmarkEnd w:id="17"/>
-    <w:bookmarkStart w:id="18" w:name="X73a11a54274247e003716845cfd501c8433e4e4"/>
+    <w:bookmarkEnd w:id="18"/>
+    <w:bookmarkStart w:id="19" w:name="X73a11a54274247e003716845cfd501c8433e4e4"/>
     <w:p>
       <w:pPr>
         <w:pStyle w:val="Heading2"/>
@@ -110,8 +1130,8 @@
         <w:t xml:space="preserve">Первые шаги - запускаем Julia в терминале</w:t>
       </w:r>
     </w:p>
-    <w:bookmarkEnd w:id="18"/>
-    <w:bookmarkStart w:id="19" w:name="X274e2548ae3717a271e410f613ecf19bbccf3c6"/>
+    <w:bookmarkEnd w:id="19"/>
+    <w:bookmarkStart w:id="20" w:name="X274e2548ae3717a271e410f613ecf19bbccf3c6"/>
     <w:p>
       <w:pPr>
         <w:pStyle w:val="Heading2"/>
@@ -120,8 +1140,8 @@
         <w:t xml:space="preserve">Вторые шаги - запускаем Julia в IDE (Visual Studio Code)</w:t>
       </w:r>
     </w:p>
-    <w:bookmarkEnd w:id="19"/>
-    <w:bookmarkStart w:id="20" w:name="третьи-шаги---запускаем-julia-в-pluto"/>
+    <w:bookmarkEnd w:id="20"/>
+    <w:bookmarkStart w:id="21" w:name="третьи-шаги---запускаем-julia-в-pluto"/>
     <w:p>
       <w:pPr>
         <w:pStyle w:val="Heading2"/>
@@ -130,8 +1150,8 @@
         <w:t xml:space="preserve">Третьи шаги - запускаем Julia в Pluto</w:t>
       </w:r>
     </w:p>
-    <w:bookmarkEnd w:id="20"/>
     <w:bookmarkEnd w:id="21"/>
+    <w:bookmarkEnd w:id="22"/>
     <w:sectPr>
       <w:footnotePr>
         <w:numRestart w:val="eachSect"/>
@@ -242,8 +1262,250 @@
       </w:pPr>
     </w:lvl>
   </w:abstractNum>
+  <w:abstractNum w:abstractNumId="991">
+    <w:nsid w:val="0000A991"/>
+    <w:multiLevelType w:val="multilevel"/>
+    <w:lvl w:ilvl="0">
+      <w:numFmt w:val="bullet"/>
+      <w:lvlText w:val=""/>
+      <w:lvlJc w:val="left"/>
+      <w:pPr>
+        <w:ind w:left="720" w:hanging="360"/>
+      </w:pPr>
+      <w:rPr>
+        <w:rFonts w:ascii="Symbol" w:hAnsi="Symbol" w:cs="Symbol" w:hint="default"/>
+      </w:rPr>
+    </w:lvl>
+    <w:lvl w:ilvl="1">
+      <w:numFmt w:val="bullet"/>
+      <w:lvlText w:val="o"/>
+      <w:lvlJc w:val="left"/>
+      <w:pPr>
+        <w:ind w:left="1440" w:hanging="360"/>
+      </w:pPr>
+      <w:rPr>
+        <w:rFonts w:ascii="Courier New" w:hAnsi="Courier New" w:cs="Courier New" w:hint="default"/>
+      </w:rPr>
+    </w:lvl>
+    <w:lvl w:ilvl="2">
+      <w:numFmt w:val="bullet"/>
+      <w:lvlText w:val=""/>
+      <w:lvlJc w:val="left"/>
+      <w:pPr>
+        <w:ind w:left="2160" w:hanging="360"/>
+      </w:pPr>
+      <w:rPr>
+        <w:rFonts w:ascii="Wingdings" w:hAnsi="Wingdings" w:cs="Wingdings" w:hint="default"/>
+      </w:rPr>
+    </w:lvl>
+    <w:lvl w:ilvl="3">
+      <w:numFmt w:val="bullet"/>
+      <w:lvlText w:val=""/>
+      <w:lvlJc w:val="left"/>
+      <w:pPr>
+        <w:ind w:left="2880" w:hanging="360"/>
+      </w:pPr>
+      <w:rPr>
+        <w:rFonts w:ascii="Symbol" w:hAnsi="Symbol" w:cs="Symbol" w:hint="default"/>
+      </w:rPr>
+    </w:lvl>
+    <w:lvl w:ilvl="4">
+      <w:numFmt w:val="bullet"/>
+      <w:lvlText w:val="o"/>
+      <w:lvlJc w:val="left"/>
+      <w:pPr>
+        <w:ind w:left="3600" w:hanging="360"/>
+      </w:pPr>
+      <w:rPr>
+        <w:rFonts w:ascii="Courier New" w:hAnsi="Courier New" w:cs="Courier New" w:hint="default"/>
+      </w:rPr>
+    </w:lvl>
+    <w:lvl w:ilvl="5">
+      <w:numFmt w:val="bullet"/>
+      <w:lvlText w:val=""/>
+      <w:lvlJc w:val="left"/>
+      <w:pPr>
+        <w:ind w:left="4320" w:hanging="360"/>
+      </w:pPr>
+      <w:rPr>
+        <w:rFonts w:ascii="Wingdings" w:hAnsi="Wingdings" w:cs="Wingdings" w:hint="default"/>
+      </w:rPr>
+    </w:lvl>
+    <w:lvl w:ilvl="6">
+      <w:numFmt w:val="bullet"/>
+      <w:lvlText w:val=""/>
+      <w:lvlJc w:val="left"/>
+      <w:pPr>
+        <w:ind w:left="5040" w:hanging="360"/>
+      </w:pPr>
+      <w:rPr>
+        <w:rFonts w:ascii="Symbol" w:hAnsi="Symbol" w:cs="Symbol" w:hint="default"/>
+      </w:rPr>
+    </w:lvl>
+    <w:lvl w:ilvl="7">
+      <w:numFmt w:val="bullet"/>
+      <w:lvlText w:val="o"/>
+      <w:lvlJc w:val="left"/>
+      <w:pPr>
+        <w:ind w:left="5760" w:hanging="360"/>
+      </w:pPr>
+      <w:rPr>
+        <w:rFonts w:ascii="Courier New" w:hAnsi="Courier New" w:cs="Courier New" w:hint="default"/>
+      </w:rPr>
+    </w:lvl>
+    <w:lvl w:ilvl="8">
+      <w:numFmt w:val="bullet"/>
+      <w:lvlText w:val=""/>
+      <w:lvlJc w:val="left"/>
+      <w:pPr>
+        <w:ind w:left="6480" w:hanging="360"/>
+      </w:pPr>
+      <w:rPr>
+        <w:rFonts w:ascii="Wingdings" w:hAnsi="Wingdings" w:cs="Wingdings" w:hint="default"/>
+      </w:rPr>
+    </w:lvl>
+  </w:abstractNum>
+  <w:abstractNum w:abstractNumId="99411">
+    <w:nsid w:val="00A99411"/>
+    <w:multiLevelType w:val="multilevel"/>
+    <w:lvl w:ilvl="0">
+      <w:start w:val="1"/>
+      <w:numFmt w:val="decimal"/>
+      <w:lvlText w:val="%1."/>
+      <w:lvlJc w:val="left"/>
+      <w:pPr>
+        <w:ind w:left="720" w:hanging="360"/>
+      </w:pPr>
+    </w:lvl>
+    <w:lvl w:ilvl="1">
+      <w:start w:val="1"/>
+      <w:numFmt w:val="decimal"/>
+      <w:lvlText w:val="%2."/>
+      <w:lvlJc w:val="left"/>
+      <w:pPr>
+        <w:ind w:left="1440" w:hanging="360"/>
+      </w:pPr>
+    </w:lvl>
+    <w:lvl w:ilvl="2">
+      <w:start w:val="1"/>
+      <w:numFmt w:val="decimal"/>
+      <w:lvlText w:val="%3."/>
+      <w:lvlJc w:val="left"/>
+      <w:pPr>
+        <w:ind w:left="2160" w:hanging="360"/>
+      </w:pPr>
+    </w:lvl>
+    <w:lvl w:ilvl="3">
+      <w:start w:val="1"/>
+      <w:numFmt w:val="decimal"/>
+      <w:lvlText w:val="%4."/>
+      <w:lvlJc w:val="left"/>
+      <w:pPr>
+        <w:ind w:left="2880" w:hanging="360"/>
+      </w:pPr>
+    </w:lvl>
+    <w:lvl w:ilvl="4">
+      <w:start w:val="1"/>
+      <w:numFmt w:val="decimal"/>
+      <w:lvlText w:val="%5."/>
+      <w:lvlJc w:val="left"/>
+      <w:pPr>
+        <w:ind w:left="3600" w:hanging="360"/>
+      </w:pPr>
+    </w:lvl>
+    <w:lvl w:ilvl="5">
+      <w:start w:val="1"/>
+      <w:numFmt w:val="decimal"/>
+      <w:lvlText w:val="%6."/>
+      <w:lvlJc w:val="left"/>
+      <w:pPr>
+        <w:ind w:left="4320" w:hanging="360"/>
+      </w:pPr>
+    </w:lvl>
+    <w:lvl w:ilvl="6">
+      <w:start w:val="1"/>
+      <w:numFmt w:val="decimal"/>
+      <w:lvlText w:val="%7."/>
+      <w:lvlJc w:val="left"/>
+      <w:pPr>
+        <w:ind w:left="5040" w:hanging="360"/>
+      </w:pPr>
+    </w:lvl>
+    <w:lvl w:ilvl="7">
+      <w:start w:val="1"/>
+      <w:numFmt w:val="decimal"/>
+      <w:lvlText w:val="%8."/>
+      <w:lvlJc w:val="left"/>
+      <w:pPr>
+        <w:ind w:left="5760" w:hanging="360"/>
+      </w:pPr>
+    </w:lvl>
+    <w:lvl w:ilvl="8">
+      <w:start w:val="1"/>
+      <w:numFmt w:val="decimal"/>
+      <w:lvlText w:val="%9."/>
+      <w:lvlJc w:val="left"/>
+      <w:pPr>
+        <w:ind w:left="6480" w:hanging="360"/>
+      </w:pPr>
+    </w:lvl>
+  </w:abstractNum>
   <w:num w:numId="1000">
     <w:abstractNumId w:val="990"/>
+  </w:num>
+  <w:num w:numId="1001">
+    <w:abstractNumId w:val="991"/>
+  </w:num>
+  <w:num w:numId="1002">
+    <w:abstractNumId w:val="991"/>
+  </w:num>
+  <w:num w:numId="1003">
+    <w:abstractNumId w:val="991"/>
+  </w:num>
+  <w:num w:numId="1004">
+    <w:abstractNumId w:val="991"/>
+  </w:num>
+  <w:num w:numId="1005">
+    <w:abstractNumId w:val="991"/>
+  </w:num>
+  <w:num w:numId="1006">
+    <w:abstractNumId w:val="991"/>
+  </w:num>
+  <w:num w:numId="1007">
+    <w:abstractNumId w:val="99411"/>
+    <w:lvlOverride w:ilvl="0">
+      <w:startOverride w:val="1"/>
+    </w:lvlOverride>
+    <w:lvlOverride w:ilvl="1">
+      <w:startOverride w:val="1"/>
+    </w:lvlOverride>
+    <w:lvlOverride w:ilvl="2">
+      <w:startOverride w:val="1"/>
+    </w:lvlOverride>
+    <w:lvlOverride w:ilvl="3">
+      <w:startOverride w:val="1"/>
+    </w:lvlOverride>
+    <w:lvlOverride w:ilvl="4">
+      <w:startOverride w:val="1"/>
+    </w:lvlOverride>
+    <w:lvlOverride w:ilvl="5">
+      <w:startOverride w:val="1"/>
+    </w:lvlOverride>
+    <w:lvlOverride w:ilvl="6">
+      <w:startOverride w:val="1"/>
+    </w:lvlOverride>
+    <w:lvlOverride w:ilvl="7">
+      <w:startOverride w:val="1"/>
+    </w:lvlOverride>
+    <w:lvlOverride w:ilvl="8">
+      <w:startOverride w:val="1"/>
+    </w:lvlOverride>
+  </w:num>
+  <w:num w:numId="1008">
+    <w:abstractNumId w:val="991"/>
+  </w:num>
+  <w:num w:numId="1009">
+    <w:abstractNumId w:val="991"/>
   </w:num>
 </w:numbering>
 </file>
